--- a/ky/wisdom-stories/words-and-silence.docx
+++ b/ky/wisdom-stories/words-and-silence.docx
@@ -33,7 +33,7 @@
     </w:p>
     <w:p>
       <w:r>
-        <w:t>Кээде унчукпоо — акылмандык. Кээде ал эң терең маанилүү жооп болот.</w:t>
+        <w:t>Кээде унчукпоо — акылмандык. Кээде ал эң терең мааниге ээ жооп болот.</w:t>
       </w:r>
     </w:p>
     <w:p>
